--- a/3-能力管理/运行记录类文件/HFSJ-ITSS-0305-2025年度运维服务能力管理计划.docx
+++ b/3-能力管理/运行记录类文件/HFSJ-ITSS-0305-2025年度运维服务能力管理计划.docx
@@ -6385,7 +6385,7 @@
           <w:rFonts w:hint="default"/>
           <w:lang w:val="en-US" w:eastAsia="zh-CN"/>
         </w:rPr>
-        <w:t>公司已建立较为完善的组织架构，明确了运维部、研发部、产品产品质量部、综合部等部门的职责分工</w:t>
+        <w:t>公司已建立较为完善的组织架构，明确了运维部、研发部、产品质量部、综合部等部门的职责分工</w:t>
       </w:r>
     </w:p>
     <w:p>
@@ -6585,7 +6585,7 @@
           <w:rFonts w:hint="default"/>
           <w:lang w:val="en-US" w:eastAsia="zh-CN"/>
         </w:rPr>
-        <w:t>组织架构完善：公司已建立与ITSS标准匹配的组织架构，设立运维部、研发部、产品产品质量部、综合部、采购部、应急管理部等职能部门</w:t>
+        <w:t>组织架构完善：公司已建立与ITSS标准匹配的组织架构，设立运维部、研发部、产品质量部、综合部、采购部、应急管理部等职能部门</w:t>
       </w:r>
     </w:p>
     <w:p>
@@ -9403,7 +9403,7 @@
               <w:textAlignment w:val="baseline"/>
             </w:pPr>
             <w:r>
-              <w:t>产品产品质量部</w:t>
+              <w:t>产品质量部</w:t>
             </w:r>
           </w:p>
         </w:tc>
@@ -9446,7 +9446,7 @@
               <w:textAlignment w:val="baseline"/>
             </w:pPr>
             <w:r>
-              <w:t>产品产品质量部专员</w:t>
+              <w:t>产品质量部专员</w:t>
             </w:r>
           </w:p>
         </w:tc>
@@ -14426,7 +14426,7 @@
                 <w:szCs w:val="22"/>
                 <w:lang w:val="en-US" w:eastAsia="zh-CN"/>
               </w:rPr>
-              <w:t>产品产品质量部</w:t>
+              <w:t>产品质量部</w:t>
             </w:r>
           </w:p>
         </w:tc>
@@ -22233,7 +22233,7 @@
                 <w:szCs w:val="22"/>
                 <w:lang w:val="en-US" w:eastAsia="zh-CN"/>
               </w:rPr>
-              <w:t>产品产品质量部</w:t>
+              <w:t>产品质量部</w:t>
             </w:r>
           </w:p>
         </w:tc>
@@ -24178,7 +24178,7 @@
                 <w:szCs w:val="22"/>
                 <w:lang w:val="en-US" w:eastAsia="zh-CN"/>
               </w:rPr>
-              <w:t>产品产品质量部</w:t>
+              <w:t>产品质量部</w:t>
             </w:r>
           </w:p>
         </w:tc>
@@ -24235,7 +24235,7 @@
                 <w:szCs w:val="22"/>
                 <w:lang w:val="en-US" w:eastAsia="zh-CN"/>
               </w:rPr>
-              <w:t>产品产品质量部经理</w:t>
+              <w:t>产品质量部经理</w:t>
             </w:r>
           </w:p>
         </w:tc>
@@ -24292,7 +24292,7 @@
                 <w:szCs w:val="22"/>
                 <w:lang w:val="en-US" w:eastAsia="zh-CN"/>
               </w:rPr>
-              <w:t>产品产品质量部专员</w:t>
+              <w:t>产品质量部专员</w:t>
             </w:r>
           </w:p>
         </w:tc>
@@ -32220,7 +32220,7 @@
           <w:rFonts w:hint="eastAsia"/>
           <w:lang w:val="en-US" w:eastAsia="zh-CN"/>
         </w:rPr>
-        <w:t>产品产品质量部</w:t>
+        <w:t>产品质量部</w:t>
       </w:r>
       <w:r>
         <w:rPr>
@@ -32450,7 +32450,7 @@
           <w:rFonts w:hint="eastAsia"/>
           <w:lang w:val="en-US" w:eastAsia="zh-CN"/>
         </w:rPr>
-        <w:t>2025年过程框架管理的主要工作包括：运维部负责制定并持续完善运维服务过程框架相关管理制度，牵头组织服务规划设计、部署实施、运营管理、监控改进等核心活动；产品产品质量部每年度组织一次过程框架评价，评估各过程执行的符合性和有效性，形成《过程框架评价报告》，识别改进机会并推动落实；各过程的执行情况纳入月度服务报告，定期向管理层汇报。</w:t>
+        <w:t>2025年过程框架管理的主要工作包括：运维部负责制定并持续完善运维服务过程框架相关管理制度，牵头组织服务规划设计、部署实施、运营管理、监控改进等核心活动；产品质量部每年度组织一次过程框架评价，评估各过程执行的符合性和有效性，形成《过程框架评价报告》，识别改进机会并推动落实；各过程的执行情况纳入月度服务报告，定期向管理层汇报。</w:t>
       </w:r>
     </w:p>
     <w:p>
@@ -32533,7 +32533,7 @@
           <w:rFonts w:hint="eastAsia"/>
           <w:lang w:val="en-US" w:eastAsia="zh-CN"/>
         </w:rPr>
-        <w:t>2025年服务级别管理的主要工作包括：运维部经理负责制定和更新服务目录，定义和维持有效的服务级别管理流程；运维项目经理执行SLA的制定或修订工作，SLA须由客户确认后，提交运维部评审，通过后再经管理层评审，此评审活动每年至少一次；产品产品质量部每季度对服务级别执行情况进行监控，统计SLA达成率，对未达标的SLA项进行原因分析并制定改进措施；根据管理评审结果或部门例会决议，识别问题和差距，填写《服务改进计划表》，持续改进服务级别。</w:t>
+        <w:t>2025年服务级别管理的主要工作包括：运维部经理负责制定和更新服务目录，定义和维持有效的服务级别管理流程；运维项目经理执行SLA的制定或修订工作，SLA须由客户确认后，提交运维部评审，通过后再经管理层评审，此评审活动每年至少一次；产品质量部每季度对服务级别执行情况进行监控，统计SLA达成率，对未达标的SLA项进行原因分析并制定改进措施；根据管理评审结果或部门例会决议，识别问题和差距，填写《服务改进计划表》，持续改进服务级别。</w:t>
       </w:r>
     </w:p>
     <w:p>
@@ -32674,7 +32674,7 @@
           <w:rFonts w:hint="eastAsia"/>
           <w:lang w:val="en-US" w:eastAsia="zh-CN"/>
         </w:rPr>
-        <w:t>2025年服务报告管理的主要工作包括：运维项目经理负责按照固定格式和周期编制服务报告，包括日常运维报告（每周）、服务级别报告（每月）、季度服务报告（每季度）、年度服务报告（每年）以及重大事件报告、专项改进报告等专项报告；产品产品质量部每季度组织服务报告管理过程的评审，从及时性、准确性、完整性、可读性、分析深度等维度进行评估；服务报告按照分发矩阵提交给客户、管理层、产品产品质量部等相关方，重要报告需确认对方已接收。</w:t>
+        <w:t>2025年服务报告管理的主要工作包括：运维项目经理负责按照固定格式和周期编制服务报告，包括日常运维报告（每周）、服务级别报告（每月）、季度服务报告（每季度）、年度服务报告（每年）以及重大事件报告、专项改进报告等专项报告；产品质量部每季度组织服务报告管理过程的评审，从及时性、准确性、完整性、可读性、分析深度等维度进行评估；服务报告按照分发矩阵提交给客户、管理层、产品质量部等相关方，重要报告需确认对方已接收。</w:t>
       </w:r>
     </w:p>
     <w:p>
@@ -33039,7 +33039,7 @@
           <w:rFonts w:hint="eastAsia"/>
           <w:lang w:val="en-US" w:eastAsia="zh-CN"/>
         </w:rPr>
-        <w:t>2025年变更管理的主要工作包括：变更分为一般变更、重大变更、紧急变更三类，不同类型的变更执行不同的审批流程；变更方案必须包含回退计划，明确回退触发条件、回退操作步骤、回退负责人、回退验证方法等；重大变更和紧急变更由变更管理委员会（CAB）进行评估和决策，CAB成员包括运维部经理、研发部经理、产品产品质量部经理、总经理/副总经理、客户代表；变更完成后，变更管理负责人每季度对变更数量进行统计，分析变更过程存在的问题，形成变更服务报告。</w:t>
+        <w:t>2025年变更管理的主要工作包括：变更分为一般变更、重大变更、紧急变更三类，不同类型的变更执行不同的审批流程；变更方案必须包含回退计划，明确回退触发条件、回退操作步骤、回退负责人、回退验证方法等；重大变更和紧急变更由变更管理委员会（CAB）进行评估和决策，CAB成员包括运维部经理、研发部经理、产品质量部经理、总经理/副总经理、客户代表；变更完成后，变更管理负责人每季度对变更数量进行统计，分析变更过程存在的问题，形成变更服务报告。</w:t>
       </w:r>
     </w:p>
     <w:p>
@@ -33816,7 +33816,7 @@
           <w:rFonts w:hint="eastAsia"/>
           <w:lang w:val="en-US" w:eastAsia="zh-CN"/>
         </w:rPr>
-        <w:t>运维项目经理每月组织项目自查，形成《自查报告》并自行整改；产品产品质量部经理每季度对重点项目进行全覆盖抽查，填写《交付检查报告》；检查结果及时反馈并纳入问题整改台账跟踪闭环。</w:t>
+        <w:t>运维项目经理每月组织项目自查，形成《自查报告》并自行整改；产品质量部经理每季度对重点项目进行全覆盖抽查，填写《交付检查报告》；检查结果及时反馈并纳入问题整改台账跟踪闭环。</w:t>
       </w:r>
     </w:p>
     <w:p>
@@ -33851,7 +33851,7 @@
           <w:rFonts w:hint="eastAsia"/>
           <w:lang w:val="en-US" w:eastAsia="zh-CN"/>
         </w:rPr>
-        <w:t>产品产品质量部牵头，针对检查报告和客户投诉，组织召开专题分析会，制定改进方案，明确整改措施、时限与责任人；定期组织服务复盘会议，总结经验教训，形成《服务改进报告》；将改进成果固化到服务流程、操作手册、知识库中。</w:t>
+        <w:t>产品质量部牵头，针对检查报告和客户投诉，组织召开专题分析会，制定改进方案，明确整改措施、时限与责任人；定期组织服务复盘会议，总结经验教训，形成《服务改进报告》；将改进成果固化到服务流程、操作手册、知识库中。</w:t>
       </w:r>
     </w:p>
     <w:p>
@@ -33950,7 +33950,7 @@
           <w:rFonts w:hint="eastAsia"/>
           <w:lang w:val="en-US" w:eastAsia="zh-CN"/>
         </w:rPr>
-        <w:t>应急组织：公司设立三级应急组织体系，包括应急领导小组（副总经理、运维部经理、研发部经理、产品产品质量部经理）、应急执行小组（运维项目经理、硬件/软件运维工程师、技术支持工程师）、应急支持小组（综合部经理、备件库专员、采购专员）。</w:t>
+        <w:t>应急组织：公司设立三级应急组织体系，包括应急领导小组（副总经理、运维部经理、研发部经理、产品质量部经理）、应急执行小组（运维项目经理、硬件/软件运维工程师、技术支持工程师）、应急支持小组（综合部经理、备件库专员、采购专员）。</w:t>
       </w:r>
     </w:p>
     <w:p>
@@ -34132,7 +34132,7 @@
           <w:rFonts w:hint="eastAsia"/>
           <w:lang w:val="en-US" w:eastAsia="zh-CN"/>
         </w:rPr>
-        <w:t>产品产品质量部每年年初制定《年度运维服务质量管理计划》，明确质量管理的目的、范围、组织、权限、责任，确定要对哪些过程和服务进行质量检查审计，明确质量检查的时间安排和频次、质量培训计划、质量目标及KPI指标。</w:t>
+        <w:t>产品质量部每年年初制定《年度运维服务质量管理计划》，明确质量管理的目的、范围、组织、权限、责任，确定要对哪些过程和服务进行质量检查审计，明确质量检查的时间安排和频次、质量培训计划、质量目标及KPI指标。</w:t>
       </w:r>
     </w:p>
     <w:p>
@@ -34167,7 +34167,7 @@
           <w:rFonts w:hint="eastAsia"/>
           <w:lang w:val="en-US" w:eastAsia="zh-CN"/>
         </w:rPr>
-        <w:t>产品产品质量部每季度对组织级的运维服务质量进行审计，检查能力计划执行情况和指标体系中各指标项的达成情况，检查各过程管理制度的执行情况，检查服务交付物的完整性；产品产品质量部依据质量管理计划，定期对项目活动和工作产品进行检查，记录检查发现的问题，作为改进的依据。</w:t>
+        <w:t>产品质量部每季度对组织级的运维服务质量进行审计，检查能力计划执行情况和指标体系中各指标项的达成情况，检查各过程管理制度的执行情况，检查服务交付物的完整性；产品质量部依据质量管理计划，定期对项目活动和工作产品进行检查，记录检查发现的问题，作为改进的依据。</w:t>
       </w:r>
     </w:p>
     <w:p>
@@ -34202,7 +34202,7 @@
           <w:rFonts w:hint="eastAsia"/>
           <w:lang w:val="en-US" w:eastAsia="zh-CN"/>
         </w:rPr>
-        <w:t>产品产品质量部每年度至少组织一次覆盖公司全范围的运维服务管理体系内部审核活动，审核范围应覆盖人员、资源、技术、过程、交付、应急六大能力域；内审员不得审核本部门，审核依据包括ITSS标准、GB/T 28827.1、公司相关制度、SLA协议、客户需求及法律法规；审核结束后，内审组长编写《内部审核报告》，报总经理审批后发放至相关受审部门。</w:t>
+        <w:t>产品质量部每年度至少组织一次覆盖公司全范围的运维服务管理体系内部审核活动，审核范围应覆盖人员、资源、技术、过程、交付、应急六大能力域；内审员不得审核本部门，审核依据包括ITSS标准、GB/T 28827.1、公司相关制度、SLA协议、客户需求及法律法规；审核结束后，内审组长编写《内部审核报告》，报总经理审批后发放至相关受审部门。</w:t>
       </w:r>
     </w:p>
     <w:p>
@@ -34237,7 +34237,7 @@
           <w:rFonts w:hint="eastAsia"/>
           <w:lang w:val="en-US" w:eastAsia="zh-CN"/>
         </w:rPr>
-        <w:t>总经理每年至少主持一次管理评审会议，一般在内部审核结束后一个月内进行；管理评审输入包括内审结果、外审结果、客户满意度调查报告、KPI达成情况、交付情况、应急情况、技术发展、资源状况、人员状况等；管理评审输出包括管理体系适宜性、充分性和有效性的总体评价，体系改进方向和重点，具体改进决议事项，资源配置需求，下一年度运维服务目标建议；产品产品质量部根据评审决议编写《管理评审报告》，经总经理批准后发放至各相关部门。</w:t>
+        <w:t>总经理每年至少主持一次管理评审会议，一般在内部审核结束后一个月内进行；管理评审输入包括内审结果、外审结果、客户满意度调查报告、KPI达成情况、交付情况、应急情况、技术发展、资源状况、人员状况等；管理评审输出包括管理体系适宜性、充分性和有效性的总体评价，体系改进方向和重点，具体改进决议事项，资源配置需求，下一年度运维服务目标建议；产品质量部根据评审决议编写《管理评审报告》，经总经理批准后发放至各相关部门。</w:t>
       </w:r>
     </w:p>
     <w:p>
@@ -34272,7 +34272,7 @@
           <w:rFonts w:hint="eastAsia"/>
           <w:lang w:val="en-US" w:eastAsia="zh-CN"/>
         </w:rPr>
-        <w:t>产品产品质量部每年度至少组织一次组织级客户满意度调查，采用问卷填写方式，调查内容与SLA内容相一致，覆盖所有运维服务客户；调查维度包括响应速度、服务态度、技术水平、交付质量、应急响应、沟通协调、总体评价；产品产品质量部根据调查反馈数据进行分析总结，编写《客户满意度调查分析报告》，提出服务改进建议。</w:t>
+        <w:t>产品质量部每年度至少组织一次组织级客户满意度调查，采用问卷填写方式，调查内容与SLA内容相一致，覆盖所有运维服务客户；调查维度包括响应速度、服务态度、技术水平、交付质量、应急响应、沟通协调、总体评价；产品质量部根据调查反馈数据进行分析总结，编写《客户满意度调查分析报告》，提出服务改进建议。</w:t>
       </w:r>
     </w:p>
     <w:p>
@@ -34325,7 +34325,7 @@
           <w:rFonts w:hint="eastAsia"/>
           <w:lang w:val="en-US" w:eastAsia="zh-CN"/>
         </w:rPr>
-        <w:t>内审次数是反映内部审核执行情况的量化指标。计算方式为：内审报告数量统计。目标值为≥1次，按年度进行考核，责任部门为产品产品质量部。</w:t>
+        <w:t>内审次数是反映内部审核执行情况的量化指标。计算方式为：内审报告数量统计。目标值为≥1次，按年度进行考核，责任部门为产品质量部。</w:t>
       </w:r>
     </w:p>
     <w:p>
@@ -34362,7 +34362,7 @@
           <w:rFonts w:hint="eastAsia"/>
           <w:lang w:val="en-US" w:eastAsia="zh-CN"/>
         </w:rPr>
-        <w:t>管评次数是反映管理评审执行情况的量化指标。计算方式为：管评报告数量统计。目标值为≥1次，按年度进行考核，责任部门为产品产品质量部。</w:t>
+        <w:t>管评次数是反映管理评审执行情况的量化指标。计算方式为：管评报告数量统计。目标值为≥1次，按年度进行考核，责任部门为产品质量部。</w:t>
       </w:r>
     </w:p>
     <w:p>
@@ -34445,7 +34445,7 @@
           <w:rFonts w:hint="eastAsia"/>
           <w:lang w:val="en-US" w:eastAsia="zh-CN"/>
         </w:rPr>
-        <w:t>满意度得分是反映客户对运维服务整体满意程度的量化指标，其计算公式为：满意度得分 = 满意度得分总和 / 满意度调查客户数。目标值为≥95分，按年度进行考核，责任部门为产品产品质量部。</w:t>
+        <w:t>满意度得分是反映客户对运维服务整体满意程度的量化指标，其计算公式为：满意度得分 = 满意度得分总和 / 满意度调查客户数。目标值为≥95分，按年度进行考核，责任部门为产品质量部。</w:t>
       </w:r>
     </w:p>
     <w:p>
